--- a/public/2026/seq01/FICHE_S1-A01_PageDeGarde_4eme.docx
+++ b/public/2026/seq01/FICHE_S1-A01_PageDeGarde_4eme.docx
@@ -210,7 +210,24 @@
                 <w:sz w:val="15"/>
                 <w:szCs w:val="15"/>
               </w:rPr>
-              <w:t xml:space="preserve">ACTIVITÉ N°01  ·  S3</w:t>
+              <w:t xml:space="preserve">ACTIVITÉ N°01</w:t>
+            </w:r>
+          </w:p>
+          <w:p>
+            <w:pPr>
+              <w:spacing w:after="0"/>
+            </w:pPr>
+            <w:r>
+              <w:rPr>
+                <w:rFonts w:ascii="Arial" w:cs="Arial" w:eastAsia="Arial" w:hAnsi="Arial"/>
+                <w:b w:val="false"/>
+                <w:bCs w:val="false"/>
+                <w:i w:val="false"/>
+                <w:iCs w:val="false"/>
+                <w:sz w:val="15"/>
+                <w:szCs w:val="15"/>
+              </w:rPr>
+              <w:t xml:space="preserve">Page de garde</w:t>
             </w:r>
           </w:p>
         </w:tc>
